--- a/docs/HERITAGE-VISIT-INTELLIGENCE-IMPLEMENTATION-REPORT.docx
+++ b/docs/HERITAGE-VISIT-INTELLIGENCE-IMPLEMENTATION-REPORT.docx
@@ -258,7 +258,7 @@
           </w:tcPr>
           <w:p>
             <w:r>
-              <w:t>Explainable 0–90 score over FUTURE DAYLIGHT hours (48h horizon), Today/Tomorrow label, reasons, confidence; labelled 'Astrova recommendation'</w:t>
+              <w:t>Explainable 0–90 score over FUTURE DAYLIGHT hours (48h horizon) from NINE inputs (temperature, feels-like, humidity, rain probability, precipitation, UV, wind, hourly AQI, daylight), Today/Tomorrow label, reasons, confidence; labelled 'Astrova recommendation'</w:t>
             </w:r>
           </w:p>
         </w:tc>
@@ -408,7 +408,7 @@
           </w:tcPr>
           <w:p>
             <w:r>
-              <w:t>sources table + migration 030</w:t>
+              <w:t>sources table + migration 030 + Wikidata (CC0)</w:t>
             </w:r>
           </w:p>
         </w:tc>
@@ -418,7 +418,7 @@
           </w:tcPr>
           <w:p>
             <w:r>
-              <w:t>Provenance with verification_status (VERIFIED/REVIEWED), publisher, URL; 4 authoritative sources registered; automated ingestion pipeline PLANNED</w:t>
+              <w:t>Provenance with verification_status (VERIFIED/REVIEWED), publisher, URL; 4 authoritative sources registered; stateless proposal pipeline (enrichment.ts: extract → normalize → duplicate/conflict detection, never writes) IMPLEMENTED; automated approval pipeline PLANNED</w:t>
             </w:r>
           </w:p>
         </w:tc>
@@ -928,6 +928,48 @@
           </w:tcPr>
           <w:p>
             <w:r>
+              <w:t>Wikidata</w:t>
+            </w:r>
+          </w:p>
+        </w:tc>
+        <w:tc>
+          <w:tcPr>
+            <w:tcW w:type="dxa" w:w="2160"/>
+          </w:tcPr>
+          <w:p>
+            <w:r>
+              <w:t>Feature H enrichment proposals</w:t>
+            </w:r>
+          </w:p>
+        </w:tc>
+        <w:tc>
+          <w:tcPr>
+            <w:tcW w:type="dxa" w:w="2160"/>
+          </w:tcPr>
+          <w:p>
+            <w:r>
+              <w:t>CC0 1.0 — keyless, polite rate limits; provenance on every proposal</w:t>
+            </w:r>
+          </w:p>
+        </w:tc>
+        <w:tc>
+          <w:tcPr>
+            <w:tcW w:type="dxa" w:w="2160"/>
+          </w:tcPr>
+          <w:p>
+            <w:r>
+              <w:t>5s timeout, low-confidence matches rejected; never writes to Astrova data</w:t>
+            </w:r>
+          </w:p>
+        </w:tc>
+      </w:tr>
+      <w:tr>
+        <w:tc>
+          <w:tcPr>
+            <w:tcW w:type="dxa" w:w="2160"/>
+          </w:tcPr>
+          <w:p>
+            <w:r>
               <w:t>Astrova heritage database</w:t>
             </w:r>
           </w:p>
@@ -1077,7 +1119,7 @@
           </w:tcPr>
           <w:p>
             <w:r>
-              <w:t>test-visitor-intelligence.js (recommendation regressions)</w:t>
+              <w:t>test-visitor-intelligence.js (recommendations, malformed payloads, hourly AQI)</w:t>
             </w:r>
           </w:p>
         </w:tc>
@@ -1087,7 +1129,29 @@
           </w:tcPr>
           <w:p>
             <w:r>
-              <w:t>7/7 PASS</w:t>
+              <w:t>10/10 PASS</w:t>
+            </w:r>
+          </w:p>
+        </w:tc>
+      </w:tr>
+      <w:tr>
+        <w:tc>
+          <w:tcPr>
+            <w:tcW w:type="dxa" w:w="4320"/>
+          </w:tcPr>
+          <w:p>
+            <w:r>
+              <w:t>test-enrichment.js (Feature H proposal pipeline)</w:t>
+            </w:r>
+          </w:p>
+        </w:tc>
+        <w:tc>
+          <w:tcPr>
+            <w:tcW w:type="dxa" w:w="4320"/>
+          </w:tcPr>
+          <w:p>
+            <w:r>
+              <w:t>4/4 PASS</w:t>
             </w:r>
           </w:p>
         </w:tc>
@@ -1597,7 +1661,7 @@
           </w:tcPr>
           <w:p>
             <w:r>
-              <w:t>PARTIAL — provenance in place; ingestion pipeline PLANNED</w:t>
+              <w:t>PARTIAL (advanced) — provenance + ExternalReferences UI + stateless Wikidata proposals (4/4); approval/DB-write pipeline PLANNED</w:t>
             </w:r>
           </w:p>
         </w:tc>
@@ -1619,7 +1683,7 @@
           </w:tcPr>
           <w:p>
             <w:r>
-              <w:t>PASS</w:t>
+              <w:t>PASS (second session: 10/10 + 4/4 + 16/16 + 34/34; tsc/eslint/builds green)</w:t>
             </w:r>
           </w:p>
         </w:tc>
@@ -1641,7 +1705,7 @@
           </w:tcPr>
           <w:p>
             <w:r>
-              <w:t>branch main · working tree modified · NO commit · NO push</w:t>
+              <w:t>branch main · new commit on top of dfc48eb · pushed to https://github.com/tirthshah0201/Asrtova.git (see report.md GitHub Status)</w:t>
             </w:r>
           </w:p>
         </w:tc>

--- a/docs/HERITAGE-VISIT-INTELLIGENCE-IMPLEMENTATION-REPORT.docx
+++ b/docs/HERITAGE-VISIT-INTELLIGENCE-IMPLEMENTATION-REPORT.docx
@@ -1339,6 +1339,72 @@
           </w:tcPr>
           <w:p>
             <w:r>
+              <w:t>Final pass: responsive (5 pages × 10 real viewports)</w:t>
+            </w:r>
+          </w:p>
+        </w:tc>
+        <w:tc>
+          <w:tcPr>
+            <w:tcW w:type="dxa" w:w="4320"/>
+          </w:tcPr>
+          <w:p>
+            <w:r>
+              <w:t>PASS — 50/50, zero horizontal overflow</w:t>
+            </w:r>
+          </w:p>
+        </w:tc>
+      </w:tr>
+      <w:tr>
+        <w:tc>
+          <w:tcPr>
+            <w:tcW w:type="dxa" w:w="4320"/>
+          </w:tcPr>
+          <w:p>
+            <w:r>
+              <w:t>Final pass: accessibility audit + fixes</w:t>
+            </w:r>
+          </w:p>
+        </w:tc>
+        <w:tc>
+          <w:tcPr>
+            <w:tcW w:type="dxa" w:w="4320"/>
+          </w:tcPr>
+          <w:p>
+            <w:r>
+              <w:t>PASS — 0 heading skips / unnamed controls / unlabeled inputs; footer h2 fix; focus outline + touch-target spacing verified</w:t>
+            </w:r>
+          </w:p>
+        </w:tc>
+      </w:tr>
+      <w:tr>
+        <w:tc>
+          <w:tcPr>
+            <w:tcW w:type="dxa" w:w="4320"/>
+          </w:tcPr>
+          <w:p>
+            <w:r>
+              <w:t>Final pass: user flow (16 steps) + error matrix (15 cases)</w:t>
+            </w:r>
+          </w:p>
+        </w:tc>
+        <w:tc>
+          <w:tcPr>
+            <w:tcW w:type="dxa" w:w="4320"/>
+          </w:tcPr>
+          <w:p>
+            <w:r>
+              <w:t>PASS — incl. live 429 → role=alert + Retry, empty-nearby honesty, traversal 404</w:t>
+            </w:r>
+          </w:p>
+        </w:tc>
+      </w:tr>
+      <w:tr>
+        <w:tc>
+          <w:tcPr>
+            <w:tcW w:type="dxa" w:w="4320"/>
+          </w:tcPr>
+          <w:p>
+            <w:r>
               <w:t>Failure states (backend down, 429, provider fail, 404, junk input)</w:t>
             </w:r>
           </w:p>
@@ -1492,6 +1558,22 @@
       </w:pPr>
       <w:r>
         <w:t>In-memory caches/limits are single-server; admin full login not re-verified (no credentials available).</w:t>
+      </w:r>
+    </w:p>
+    <w:p>
+      <w:pPr>
+        <w:pStyle w:val="ListBullet"/>
+      </w:pPr>
+      <w:r>
+        <w:t>22 migration-030 entities have NULL slugs (UUID fallback links; no unreviewed slug backfill).</w:t>
+      </w:r>
+    </w:p>
+    <w:p>
+      <w:pPr>
+        <w:pStyle w:val="ListBullet"/>
+      </w:pPr>
+      <w:r>
+        <w:t>Overpass cold latency varies (9-10 s typical; 13-30 s observed in final verification; failed attempts never cached).</w:t>
       </w:r>
     </w:p>
     <w:p>
@@ -1683,7 +1765,7 @@
           </w:tcPr>
           <w:p>
             <w:r>
-              <w:t>PASS (second session: 10/10 + 4/4 + 16/16 + 34/34; tsc/eslint/builds green)</w:t>
+              <w:t>PASS (10/10 + 4/4 + 16/16 + 34/34; final pass re-verified flow, error matrix, a11y, responsive)</w:t>
             </w:r>
           </w:p>
         </w:tc>
